--- a/downloads/student/Unit 04/Handout 04.15 - Pitch Planner and Feedback Slip.docx
+++ b/downloads/student/Unit 04/Handout 04.15 - Pitch Planner and Feedback Slip.docx
@@ -458,7 +458,7 @@
         <w:t xml:space="preserve">Project 04 - Design a Room.md</w:t>
       </w:r>
       <w:r>
-        <w:t xml:space="preserve">, marked.</w:t>
+        <w:t xml:space="preserve">.</w:t>
       </w:r>
     </w:p>
     <w:p>
